--- a/documentação de requisitos Rateschool.docx
+++ b/documentação de requisitos Rateschool.docx
@@ -30,9 +30,9 @@
           <w:szCs w:val="36"/>
         </w:rPr>
       </w:pPr>
-      <w:bookmarkStart w:id="0" w:name="_Toc232826887"/>
+      <w:bookmarkStart w:id="0" w:name="_Toc81213621"/>
       <w:bookmarkStart w:id="1" w:name="_Toc203273428"/>
-      <w:bookmarkStart w:id="2" w:name="_Toc81213621"/>
+      <w:bookmarkStart w:id="2" w:name="_Toc232826887"/>
       <w:r>
         <w:rPr>
           <w:b/>
@@ -184,23 +184,7 @@
       </w:pPr>
       <w:r>
         <w:rPr/>
-        <w:t>O RateSchool é um sistema pensado para avaliar instituições de ensino como um to</w:t>
-      </w:r>
-      <w:r>
-        <w:rPr/>
-        <w:t>d</w:t>
-      </w:r>
-      <w:r>
-        <w:rPr/>
-        <w:t>o, o sistema cria uma dinâmica simples para realizar avaliações em professores e outros sectores da instituição, sendo capaz de avaliar a instituição como um to</w:t>
-      </w:r>
-      <w:r>
-        <w:rPr/>
-        <w:t>d</w:t>
-      </w:r>
-      <w:r>
-        <w:rPr/>
-        <w:t>o e de forma mais personalizada possível.</w:t>
+        <w:t>O RateSchool é um sistema pensado para avaliar instituições de ensino como um todo, o sistema cria uma dinâmica simples para realizar avaliações em professores e outros sectores da instituição, sendo capaz de avaliar a instituição como um todo e de forma mais personalizada possível.</w:t>
       </w:r>
     </w:p>
     <w:p>
@@ -679,15 +663,15 @@
             </w:pPr>
             <w:r>
               <w:rPr/>
-              <w:t>Receber arquivo pdf ou docx com as disciplinas de uma determinada turma e inse</w:t>
-            </w:r>
-            <w:r>
-              <w:rPr/>
-              <w:t>r</w:t>
-            </w:r>
-            <w:r>
-              <w:rPr/>
-              <w:t xml:space="preserve">ir na turma automaticamente </w:t>
+              <w:t xml:space="preserve">Receber arquivo </w:t>
+            </w:r>
+            <w:r>
+              <w:rPr/>
+              <w:t xml:space="preserve">execel </w:t>
+            </w:r>
+            <w:r>
+              <w:rPr/>
+              <w:t>com as disciplinas de uma determinada turma e inserir na turma automaticamente</w:t>
             </w:r>
           </w:p>
         </w:tc>
